--- a/paper/submission/Manuscript.docx
+++ b/paper/submission/Manuscript.docx
@@ -1305,7 +1305,7 @@
         <w:t xml:space="preserve">]</w:t>
       </w:r>
       <w:r>
-        <w:t xml:space="preserve">. These covers:</w:t>
+        <w:t xml:space="preserve">. These cover:</w:t>
       </w:r>
     </w:p>
     <w:p>
@@ -2005,7 +2005,7 @@
         <w:t xml:space="preserve"> </w:t>
       </w:r>
       <w:r>
-        <w:t xml:space="preserve">with bdhs version 0.1.0 and the survey</w:t>
+        <w:t xml:space="preserve">with bdhs version 0.2.0 and the survey</w:t>
       </w:r>
       <w:r>
         <w:t xml:space="preserve"> </w:t>
@@ -11646,7 +11646,7 @@
         <w:t xml:space="preserve"> </w:t>
       </w:r>
       <w:r>
-        <w:t xml:space="preserve">documented only implicitly; in the way the official tables were produced. The</w:t>
+        <w:t xml:space="preserve">documented only implicitly, in the way the official tables were produced. The</w:t>
       </w:r>
       <w:r>
         <w:t xml:space="preserve"> </w:t>
@@ -12076,7 +12076,7 @@
         <w:t xml:space="preserve"> </w:t>
       </w:r>
       <w:r>
-        <w:t xml:space="preserve">available to the author, mainly the children’s records for the earlier</w:t>
+        <w:t xml:space="preserve">available to the authors, mainly the children’s records for the earlier</w:t>
       </w:r>
       <w:r>
         <w:t xml:space="preserve"> </w:t>
@@ -12392,7 +12392,7 @@
         </w:r>
       </w:hyperlink>
       <w:r>
-        <w:t xml:space="preserve">); the author is not permitted to</w:t>
+        <w:t xml:space="preserve">); the authors are not permitted to</w:t>
       </w:r>
       <w:r>
         <w:t xml:space="preserve"> </w:t>
@@ -12416,7 +12416,7 @@
         <w:pStyle w:val="FirstParagraph"/>
       </w:pPr>
       <w:r>
-        <w:t xml:space="preserve">The author declares no competing interests.</w:t>
+        <w:t xml:space="preserve">The authors declare no competing interests.</w:t>
       </w:r>
     </w:p>
     <w:p>
@@ -12458,7 +12458,7 @@
         <w:t xml:space="preserve"> </w:t>
       </w:r>
       <w:r>
-        <w:t xml:space="preserve">AH and KSAN and wrote the manuscript. ARR, ASA and KSAN contributed to the</w:t>
+        <w:t xml:space="preserve">AH and KSAN wrote the manuscript. ARR, ASA and KSAN contributed to the</w:t>
       </w:r>
       <w:r>
         <w:t xml:space="preserve"> </w:t>
@@ -12470,7 +12470,7 @@
         <w:t xml:space="preserve"> </w:t>
       </w:r>
       <w:r>
-        <w:t xml:space="preserve">authors read and approved of the final manuscript.</w:t>
+        <w:t xml:space="preserve">authors read and approved the final manuscript.</w:t>
       </w:r>
     </w:p>
     <w:p>
@@ -12488,25 +12488,31 @@
         <w:pStyle w:val="FirstParagraph"/>
       </w:pPr>
       <w:r>
-        <w:t xml:space="preserve">The author thanks NIPORT, ICF and The DHS Program for conducting the surveys</w:t>
-      </w:r>
-      <w:r>
-        <w:t xml:space="preserve"> </w:t>
-      </w:r>
-      <w:r>
-        <w:t xml:space="preserve">and making the data available. An AI coding assistant (Claude, Anthropic) was</w:t>
-      </w:r>
-      <w:r>
-        <w:t xml:space="preserve"> </w:t>
-      </w:r>
-      <w:r>
-        <w:t xml:space="preserve">used to help write software code. The author reviewed and verified all codes</w:t>
-      </w:r>
-      <w:r>
-        <w:t xml:space="preserve"> </w:t>
-      </w:r>
-      <w:r>
-        <w:t xml:space="preserve">and takes full responsibility for the content of the article.</w:t>
+        <w:t xml:space="preserve">The authors thank NIPORT, ICF and The DHS Program for conducting the surveys</w:t>
+      </w:r>
+      <w:r>
+        <w:t xml:space="preserve"> </w:t>
+      </w:r>
+      <w:r>
+        <w:t xml:space="preserve">and making the data available. An AI assistant (Claude, Anthropic) was used to</w:t>
+      </w:r>
+      <w:r>
+        <w:t xml:space="preserve"> </w:t>
+      </w:r>
+      <w:r>
+        <w:t xml:space="preserve">help write and test software code and to draft parts of the manuscript. The</w:t>
+      </w:r>
+      <w:r>
+        <w:t xml:space="preserve"> </w:t>
+      </w:r>
+      <w:r>
+        <w:t xml:space="preserve">authors reviewed and verified all code, analyses and text and take full</w:t>
+      </w:r>
+      <w:r>
+        <w:t xml:space="preserve"> </w:t>
+      </w:r>
+      <w:r>
+        <w:t xml:space="preserve">responsibility for the content of the article.</w:t>
       </w:r>
     </w:p>
     <w:p>

--- a/paper/submission/Manuscript.docx
+++ b/paper/submission/Manuscript.docx
@@ -8583,6 +8583,52 @@
         <w:pStyle w:val="FirstParagraph"/>
       </w:pPr>
       <w:r>
+        <w:t xml:space="preserve">We previously examined the determinants of caesarean section in Bangladesh</w:t>
+      </w:r>
+      <w:r>
+        <w:t xml:space="preserve"> </w:t>
+      </w:r>
+      <w:r>
+        <w:t xml:space="preserve">over the same period with survey-weighted logistic regression</w:t>
+      </w:r>
+      <w:r>
+        <w:t xml:space="preserve"> </w:t>
+      </w:r>
+      <w:r>
+        <w:t xml:space="preserve">[</w:t>
+      </w:r>
+      <w:hyperlink w:anchor="_78cc7d9af08ce43be0249b471fc82c54e734aed">
+        <w:r>
+          <w:rPr>
+            <w:rStyle w:val="Hyperlink"/>
+          </w:rPr>
+          <w:t xml:space="preserve">20</w:t>
+        </w:r>
+      </w:hyperlink>
+      <w:r>
+        <w:t xml:space="preserve">]</w:t>
+      </w:r>
+      <w:r>
+        <w:t xml:space="preserve">.</w:t>
+      </w:r>
+      <w:r>
+        <w:t xml:space="preserve"> </w:t>
+      </w:r>
+      <w:r>
+        <w:t xml:space="preserve">Here the same trend is used to illustrate the package’s descriptive tools:</w:t>
+      </w:r>
+      <w:r>
+        <w:t xml:space="preserve"> </w:t>
+      </w:r>
+      <w:r>
+        <w:t xml:space="preserve">change between rounds, wealth-related inequality and decomposition.</w:t>
+      </w:r>
+    </w:p>
+    <w:p>
+      <w:pPr>
+        <w:pStyle w:val="BodyText"/>
+      </w:pPr>
+      <w:r>
         <w:t xml:space="preserve">The share of births delivered by caesarean section rose from 4.5% in 2004 to</w:t>
       </w:r>
       <w:r>
@@ -11927,6 +11973,68 @@
           <w:rPr>
             <w:rStyle w:val="Hyperlink"/>
           </w:rPr>
+          <w:t xml:space="preserve">21</w:t>
+        </w:r>
+      </w:hyperlink>
+      <w:r>
+        <w:t xml:space="preserve">]</w:t>
+      </w:r>
+      <w:r>
+        <w:t xml:space="preserve">. As its use spread beyond the richest</w:t>
+      </w:r>
+      <w:r>
+        <w:t xml:space="preserve"> </w:t>
+      </w:r>
+      <w:r>
+        <w:t xml:space="preserve">households, absolute inequality widened while relative inequality fell.</w:t>
+      </w:r>
+      <w:r>
+        <w:t xml:space="preserve"> </w:t>
+      </w:r>
+      <w:r>
+        <w:t xml:space="preserve">Changes in maternal education and household wealth explain only a small part</w:t>
+      </w:r>
+      <w:r>
+        <w:t xml:space="preserve"> </w:t>
+      </w:r>
+      <w:r>
+        <w:t xml:space="preserve">of the rise which occurred within every group. That pattern points to</w:t>
+      </w:r>
+      <w:r>
+        <w:t xml:space="preserve"> </w:t>
+      </w:r>
+      <w:r>
+        <w:t xml:space="preserve">changes in health-system practice rather than in the characteristics of the</w:t>
+      </w:r>
+      <w:r>
+        <w:t xml:space="preserve"> </w:t>
+      </w:r>
+      <w:r>
+        <w:t xml:space="preserve">mothers, and is consistent with our earlier finding that caesarean delivery</w:t>
+      </w:r>
+      <w:r>
+        <w:t xml:space="preserve"> </w:t>
+      </w:r>
+      <w:r>
+        <w:t xml:space="preserve">has spread through the private sector and become less tied to medical</w:t>
+      </w:r>
+      <w:r>
+        <w:t xml:space="preserve"> </w:t>
+      </w:r>
+      <w:r>
+        <w:t xml:space="preserve">indications</w:t>
+      </w:r>
+      <w:r>
+        <w:t xml:space="preserve"> </w:t>
+      </w:r>
+      <w:r>
+        <w:t xml:space="preserve">[</w:t>
+      </w:r>
+      <w:hyperlink w:anchor="_78cc7d9af08ce43be0249b471fc82c54e734aed">
+        <w:r>
+          <w:rPr>
+            <w:rStyle w:val="Hyperlink"/>
+          </w:rPr>
           <w:t xml:space="preserve">20</w:t>
         </w:r>
       </w:hyperlink>
@@ -11934,43 +12042,19 @@
         <w:t xml:space="preserve">]</w:t>
       </w:r>
       <w:r>
-        <w:t xml:space="preserve">. As its use spread beyond the richest</w:t>
-      </w:r>
-      <w:r>
-        <w:t xml:space="preserve"> </w:t>
-      </w:r>
-      <w:r>
-        <w:t xml:space="preserve">households, absolute inequality widened while relative inequality fell.</w:t>
-      </w:r>
-      <w:r>
-        <w:t xml:space="preserve"> </w:t>
-      </w:r>
-      <w:r>
-        <w:t xml:space="preserve">Changes in maternal education and household wealth explain only a small part</w:t>
-      </w:r>
-      <w:r>
-        <w:t xml:space="preserve"> </w:t>
-      </w:r>
-      <w:r>
-        <w:t xml:space="preserve">of the rise which occurred within every group. That pattern points to</w:t>
-      </w:r>
-      <w:r>
-        <w:t xml:space="preserve"> </w:t>
-      </w:r>
-      <w:r>
-        <w:t xml:space="preserve">changes in health-system practice rather than in the characteristics of the</w:t>
-      </w:r>
-      <w:r>
-        <w:t xml:space="preserve"> </w:t>
-      </w:r>
-      <w:r>
-        <w:t xml:space="preserve">mothers. Separating these components with proper standard errors is</w:t>
-      </w:r>
-      <w:r>
-        <w:t xml:space="preserve"> </w:t>
-      </w:r>
-      <w:r>
-        <w:t xml:space="preserve">straightforward once the design and indicator definitions are right.</w:t>
+        <w:t xml:space="preserve">. Separating these components with proper standard</w:t>
+      </w:r>
+      <w:r>
+        <w:t xml:space="preserve"> </w:t>
+      </w:r>
+      <w:r>
+        <w:t xml:space="preserve">errors is straightforward once the design and indicator definitions are</w:t>
+      </w:r>
+      <w:r>
+        <w:t xml:space="preserve"> </w:t>
+      </w:r>
+      <w:r>
+        <w:t xml:space="preserve">right.</w:t>
       </w:r>
     </w:p>
     <w:p>
@@ -12659,7 +12743,7 @@
       </w:r>
       <w:bookmarkEnd w:id="43"/>
     </w:p>
-    <w:bookmarkStart w:id="69" w:name="_refs"/>
+    <w:bookmarkStart w:id="71" w:name="_refs"/>
     <w:bookmarkStart w:id="44" w:name="_891bd0618677fbaff9555cad9408ba6779b4c16"/>
     <w:p>
       <w:pPr>
@@ -13019,17 +13103,53 @@
       </w:r>
     </w:p>
     <w:bookmarkEnd w:id="67"/>
-    <w:bookmarkStart w:id="68" w:name="_658ee18b5604f80a7fe4bfbdc797395d3f6bbde"/>
+    <w:bookmarkStart w:id="69" w:name="_78cc7d9af08ce43be0249b471fc82c54e734aed"/>
     <w:p>
       <w:pPr>
         <w:pStyle w:val="Bibliography"/>
       </w:pPr>
       <w:r>
-        <w:t xml:space="preserve">20. Betrán AP, Ye J, Moller A-B, Zhang J, Gülmezoglu AM, Torloni MR. The increasing trend in caesarean section rates: Global, regional and national estimates: 1990-2014. PLoS ONE. 2016;11:e0148343.</w:t>
-      </w:r>
-    </w:p>
-    <w:bookmarkEnd w:id="68"/>
+        <w:t xml:space="preserve">20. Rony AR, Hossen A, Asha AS, Nahin KSA. From medical necessity to private-sector dominance: A two-decade evolution of caesarean section determinants in</w:t>
+      </w:r>
+      <w:r>
+        <w:t xml:space="preserve"> </w:t>
+      </w:r>
+      <w:r>
+        <w:t xml:space="preserve">Bangladesh</w:t>
+      </w:r>
+      <w:r>
+        <w:t xml:space="preserve"> </w:t>
+      </w:r>
+      <w:r>
+        <w:t xml:space="preserve">(2004–2022). Scientific Reports. 2026;16:21320.</w:t>
+      </w:r>
+      <w:r>
+        <w:t xml:space="preserve"> </w:t>
+      </w:r>
+      <w:hyperlink r:id="rId68">
+        <w:r>
+          <w:rPr>
+            <w:rStyle w:val="Hyperlink"/>
+          </w:rPr>
+          <w:t xml:space="preserve">https://doi.org/10.1038/s41598-026-52229-9</w:t>
+        </w:r>
+      </w:hyperlink>
+      <w:r>
+        <w:t xml:space="preserve">.</w:t>
+      </w:r>
+    </w:p>
     <w:bookmarkEnd w:id="69"/>
+    <w:bookmarkStart w:id="70" w:name="_658ee18b5604f80a7fe4bfbdc797395d3f6bbde"/>
+    <w:p>
+      <w:pPr>
+        <w:pStyle w:val="Bibliography"/>
+      </w:pPr>
+      <w:r>
+        <w:t xml:space="preserve">21. Betrán AP, Ye J, Moller A-B, Zhang J, Gülmezoglu AM, Torloni MR. The increasing trend in caesarean section rates: Global, regional and national estimates: 1990-2014. PLoS ONE. 2016;11:e0148343.</w:t>
+      </w:r>
+    </w:p>
+    <w:bookmarkEnd w:id="70"/>
+    <w:bookmarkEnd w:id="71"/>
     <w:sectPr>
       <w:footnotePr>
         <w:numRestart w:val="eachSect"/>

--- a/paper/submission/Manuscript.docx
+++ b/paper/submission/Manuscript.docx
@@ -12743,7 +12743,7 @@
       </w:r>
       <w:bookmarkEnd w:id="43"/>
     </w:p>
-    <w:bookmarkStart w:id="71" w:name="_refs"/>
+    <w:bookmarkStart w:id="79" w:name="_refs"/>
     <w:bookmarkStart w:id="44" w:name="_891bd0618677fbaff9555cad9408ba6779b4c16"/>
     <w:p>
       <w:pPr>
@@ -12994,7 +12994,7 @@
       </w:r>
     </w:p>
     <w:bookmarkEnd w:id="57"/>
-    <w:bookmarkStart w:id="58" w:name="_d1a995e786a46bed3b801609c886c4520897df8"/>
+    <w:bookmarkStart w:id="59" w:name="_d1a995e786a46bed3b801609c886c4520897df8"/>
     <w:p>
       <w:pPr>
         <w:pStyle w:val="Bibliography"/>
@@ -13002,9 +13002,23 @@
       <w:r>
         <w:t xml:space="preserve">10. Deming WE, Stephan FF. On a least squares adjustment of a sampled frequency table when the expected marginal totals are known. Annals of Mathematical Statistics. 1940;11:427–44.</w:t>
       </w:r>
-    </w:p>
-    <w:bookmarkEnd w:id="58"/>
-    <w:bookmarkStart w:id="59" w:name="_f0ba6b4abf465e8b253040d0875708981a2fd4c"/>
+      <w:r>
+        <w:t xml:space="preserve"> </w:t>
+      </w:r>
+      <w:hyperlink r:id="rId58">
+        <w:r>
+          <w:rPr>
+            <w:rStyle w:val="Hyperlink"/>
+          </w:rPr>
+          <w:t xml:space="preserve">https://doi.org/10.1214/aoms/1177731829</w:t>
+        </w:r>
+      </w:hyperlink>
+      <w:r>
+        <w:t xml:space="preserve">.</w:t>
+      </w:r>
+    </w:p>
+    <w:bookmarkEnd w:id="59"/>
+    <w:bookmarkStart w:id="60" w:name="_f0ba6b4abf465e8b253040d0875708981a2fd4c"/>
     <w:p>
       <w:pPr>
         <w:pStyle w:val="Bibliography"/>
@@ -13013,8 +13027,8 @@
         <w:t xml:space="preserve">11. Rubin DB. Statistical disclosure limitation. Journal of Official Statistics. 1993;9:461–8.</w:t>
       </w:r>
     </w:p>
-    <w:bookmarkEnd w:id="59"/>
-    <w:bookmarkStart w:id="60" w:name="_2f1a70716496c83e2e6a8c6df7d5edf09a024c5"/>
+    <w:bookmarkEnd w:id="60"/>
+    <w:bookmarkStart w:id="61" w:name="_2f1a70716496c83e2e6a8c6df7d5edf09a024c5"/>
     <w:p>
       <w:pPr>
         <w:pStyle w:val="Bibliography"/>
@@ -13023,8 +13037,8 @@
         <w:t xml:space="preserve">12. Raghunathan TE, Reiter JP, Rubin DB. Multiple imputation for statistical disclosure limitation. Journal of Official Statistics. 2003;19:1–16.</w:t>
       </w:r>
     </w:p>
-    <w:bookmarkEnd w:id="60"/>
-    <w:bookmarkStart w:id="61" w:name="_e1ee69be21339cb7886103462959c41dd687335"/>
+    <w:bookmarkEnd w:id="61"/>
+    <w:bookmarkStart w:id="63" w:name="_e1ee69be21339cb7886103462959c41dd687335"/>
     <w:p>
       <w:pPr>
         <w:pStyle w:val="Bibliography"/>
@@ -13041,9 +13055,23 @@
       <w:r>
         <w:t xml:space="preserve">: Determining and interpreting inequalities in coverage of maternal, newborn, and child health interventions. PLoS Medicine. 2013;10:e1001390.</w:t>
       </w:r>
-    </w:p>
-    <w:bookmarkEnd w:id="61"/>
-    <w:bookmarkStart w:id="62" w:name="_82fdf24c54b33d46461562f9224269bcf5c6e6c"/>
+      <w:r>
+        <w:t xml:space="preserve"> </w:t>
+      </w:r>
+      <w:hyperlink r:id="rId62">
+        <w:r>
+          <w:rPr>
+            <w:rStyle w:val="Hyperlink"/>
+          </w:rPr>
+          <w:t xml:space="preserve">https://doi.org/10.1371/journal.pmed.1001390</w:t>
+        </w:r>
+      </w:hyperlink>
+      <w:r>
+        <w:t xml:space="preserve">.</w:t>
+      </w:r>
+    </w:p>
+    <w:bookmarkEnd w:id="63"/>
+    <w:bookmarkStart w:id="65" w:name="_82fdf24c54b33d46461562f9224269bcf5c6e6c"/>
     <w:p>
       <w:pPr>
         <w:pStyle w:val="Bibliography"/>
@@ -13051,9 +13079,23 @@
       <w:r>
         <w:t xml:space="preserve">14. Wagstaff A, Paci P, Doorslaer E van. On the measurement of inequalities in health. Social Science &amp; Medicine. 1991;33:545–57.</w:t>
       </w:r>
-    </w:p>
-    <w:bookmarkEnd w:id="62"/>
-    <w:bookmarkStart w:id="63" w:name="_233e291a6f1aaf96c93131d92b645060ec50345"/>
+      <w:r>
+        <w:t xml:space="preserve"> </w:t>
+      </w:r>
+      <w:hyperlink r:id="rId64">
+        <w:r>
+          <w:rPr>
+            <w:rStyle w:val="Hyperlink"/>
+          </w:rPr>
+          <w:t xml:space="preserve">https://doi.org/10.1016/0277-9536(91)90212-U</w:t>
+        </w:r>
+      </w:hyperlink>
+      <w:r>
+        <w:t xml:space="preserve">.</w:t>
+      </w:r>
+    </w:p>
+    <w:bookmarkEnd w:id="65"/>
+    <w:bookmarkStart w:id="67" w:name="_233e291a6f1aaf96c93131d92b645060ec50345"/>
     <w:p>
       <w:pPr>
         <w:pStyle w:val="Bibliography"/>
@@ -13061,9 +13103,23 @@
       <w:r>
         <w:t xml:space="preserve">15. Kakwani N, Wagstaff A, Doorslaer E van. Socioeconomic inequalities in health: Measurement, computation, and statistical inference. Journal of Econometrics. 1997;77:87–103.</w:t>
       </w:r>
-    </w:p>
-    <w:bookmarkEnd w:id="63"/>
-    <w:bookmarkStart w:id="64" w:name="_0144a4205edfd9fda0fabce33164bcf554f451b"/>
+      <w:r>
+        <w:t xml:space="preserve"> </w:t>
+      </w:r>
+      <w:hyperlink r:id="rId66">
+        <w:r>
+          <w:rPr>
+            <w:rStyle w:val="Hyperlink"/>
+          </w:rPr>
+          <w:t xml:space="preserve">https://doi.org/10.1016/S0304-4076(96)01807-6</w:t>
+        </w:r>
+      </w:hyperlink>
+      <w:r>
+        <w:t xml:space="preserve">.</w:t>
+      </w:r>
+    </w:p>
+    <w:bookmarkEnd w:id="67"/>
+    <w:bookmarkStart w:id="69" w:name="_0144a4205edfd9fda0fabce33164bcf554f451b"/>
     <w:p>
       <w:pPr>
         <w:pStyle w:val="Bibliography"/>
@@ -13071,9 +13127,23 @@
       <w:r>
         <w:t xml:space="preserve">16. Erreygers G. Correcting the concentration index. Journal of Health Economics. 2009;28:504–15.</w:t>
       </w:r>
-    </w:p>
-    <w:bookmarkEnd w:id="64"/>
-    <w:bookmarkStart w:id="65" w:name="_2096ada8637f754eda80ca982d41947deba1be0"/>
+      <w:r>
+        <w:t xml:space="preserve"> </w:t>
+      </w:r>
+      <w:hyperlink r:id="rId68">
+        <w:r>
+          <w:rPr>
+            <w:rStyle w:val="Hyperlink"/>
+          </w:rPr>
+          <w:t xml:space="preserve">https://doi.org/10.1016/j.jhealeco.2008.02.003</w:t>
+        </w:r>
+      </w:hyperlink>
+      <w:r>
+        <w:t xml:space="preserve">.</w:t>
+      </w:r>
+    </w:p>
+    <w:bookmarkEnd w:id="69"/>
+    <w:bookmarkStart w:id="71" w:name="_2096ada8637f754eda80ca982d41947deba1be0"/>
     <w:p>
       <w:pPr>
         <w:pStyle w:val="Bibliography"/>
@@ -13081,9 +13151,23 @@
       <w:r>
         <w:t xml:space="preserve">17. Kitagawa EM. Components of a difference between two rates. Journal of the American Statistical Association. 1955;50:1168–94.</w:t>
       </w:r>
-    </w:p>
-    <w:bookmarkEnd w:id="65"/>
-    <w:bookmarkStart w:id="66" w:name="_b88258dff2fe74e8a283ff6e7f5f096e631d5d2"/>
+      <w:r>
+        <w:t xml:space="preserve"> </w:t>
+      </w:r>
+      <w:hyperlink r:id="rId70">
+        <w:r>
+          <w:rPr>
+            <w:rStyle w:val="Hyperlink"/>
+          </w:rPr>
+          <w:t xml:space="preserve">https://doi.org/10.1080/01621459.1955.10501299</w:t>
+        </w:r>
+      </w:hyperlink>
+      <w:r>
+        <w:t xml:space="preserve">.</w:t>
+      </w:r>
+    </w:p>
+    <w:bookmarkEnd w:id="71"/>
+    <w:bookmarkStart w:id="72" w:name="_b88258dff2fe74e8a283ff6e7f5f096e631d5d2"/>
     <w:p>
       <w:pPr>
         <w:pStyle w:val="Bibliography"/>
@@ -13092,8 +13176,8 @@
         <w:t xml:space="preserve">18. Das Gupta P. Standardization and decomposition of rates: A user’s manual. U.S. Bureau of the Census; 1993.</w:t>
       </w:r>
     </w:p>
-    <w:bookmarkEnd w:id="66"/>
-    <w:bookmarkStart w:id="67" w:name="_46a9e99957d4eadae407149cd2f424437897d35"/>
+    <w:bookmarkEnd w:id="72"/>
+    <w:bookmarkStart w:id="74" w:name="_46a9e99957d4eadae407149cd2f424437897d35"/>
     <w:p>
       <w:pPr>
         <w:pStyle w:val="Bibliography"/>
@@ -13101,9 +13185,23 @@
       <w:r>
         <w:t xml:space="preserve">19. Fabic MS, Choi Y, Bongaarts J, Darroch JE, Ross JA, Stover J, et al. Meeting demand for family planning within a generation: The post-2015 agenda. The Lancet. 2015;385:1928–31.</w:t>
       </w:r>
-    </w:p>
-    <w:bookmarkEnd w:id="67"/>
-    <w:bookmarkStart w:id="69" w:name="_78cc7d9af08ce43be0249b471fc82c54e734aed"/>
+      <w:r>
+        <w:t xml:space="preserve"> </w:t>
+      </w:r>
+      <w:hyperlink r:id="rId73">
+        <w:r>
+          <w:rPr>
+            <w:rStyle w:val="Hyperlink"/>
+          </w:rPr>
+          <w:t xml:space="preserve">https://doi.org/10.1016/S0140-6736(14)61055-2</w:t>
+        </w:r>
+      </w:hyperlink>
+      <w:r>
+        <w:t xml:space="preserve">.</w:t>
+      </w:r>
+    </w:p>
+    <w:bookmarkEnd w:id="74"/>
+    <w:bookmarkStart w:id="76" w:name="_78cc7d9af08ce43be0249b471fc82c54e734aed"/>
     <w:p>
       <w:pPr>
         <w:pStyle w:val="Bibliography"/>
@@ -13126,7 +13224,7 @@
       <w:r>
         <w:t xml:space="preserve"> </w:t>
       </w:r>
-      <w:hyperlink r:id="rId68">
+      <w:hyperlink r:id="rId75">
         <w:r>
           <w:rPr>
             <w:rStyle w:val="Hyperlink"/>
@@ -13138,8 +13236,8 @@
         <w:t xml:space="preserve">.</w:t>
       </w:r>
     </w:p>
-    <w:bookmarkEnd w:id="69"/>
-    <w:bookmarkStart w:id="70" w:name="_658ee18b5604f80a7fe4bfbdc797395d3f6bbde"/>
+    <w:bookmarkEnd w:id="76"/>
+    <w:bookmarkStart w:id="78" w:name="_658ee18b5604f80a7fe4bfbdc797395d3f6bbde"/>
     <w:p>
       <w:pPr>
         <w:pStyle w:val="Bibliography"/>
@@ -13147,9 +13245,23 @@
       <w:r>
         <w:t xml:space="preserve">21. Betrán AP, Ye J, Moller A-B, Zhang J, Gülmezoglu AM, Torloni MR. The increasing trend in caesarean section rates: Global, regional and national estimates: 1990-2014. PLoS ONE. 2016;11:e0148343.</w:t>
       </w:r>
-    </w:p>
-    <w:bookmarkEnd w:id="70"/>
-    <w:bookmarkEnd w:id="71"/>
+      <w:r>
+        <w:t xml:space="preserve"> </w:t>
+      </w:r>
+      <w:hyperlink r:id="rId77">
+        <w:r>
+          <w:rPr>
+            <w:rStyle w:val="Hyperlink"/>
+          </w:rPr>
+          <w:t xml:space="preserve">https://doi.org/10.1371/journal.pone.0148343</w:t>
+        </w:r>
+      </w:hyperlink>
+      <w:r>
+        <w:t xml:space="preserve">.</w:t>
+      </w:r>
+    </w:p>
+    <w:bookmarkEnd w:id="78"/>
+    <w:bookmarkEnd w:id="79"/>
     <w:sectPr>
       <w:footnotePr>
         <w:numRestart w:val="eachSect"/>

--- a/paper/submission/Manuscript.docx
+++ b/paper/submission/Manuscript.docx
@@ -12836,7 +12836,25 @@
         <w:pStyle w:val="Bibliography"/>
       </w:pPr>
       <w:r>
-        <w:t xml:space="preserve">4. Elkasabi M.</w:t>
+        <w:t xml:space="preserve">4. Elkasabi M. Calculating fertility and childhood mortality rates from survey data using the</w:t>
+      </w:r>
+      <w:r>
+        <w:t xml:space="preserve"> </w:t>
+      </w:r>
+      <w:r>
+        <w:t xml:space="preserve">DHS.rates</w:t>
+      </w:r>
+      <w:r>
+        <w:t xml:space="preserve"> </w:t>
+      </w:r>
+      <w:r>
+        <w:t xml:space="preserve">R</w:t>
+      </w:r>
+      <w:r>
+        <w:t xml:space="preserve"> </w:t>
+      </w:r>
+      <w:r>
+        <w:t xml:space="preserve">package. PLOS ONE. 2019;14:e0216403.</w:t>
       </w:r>
       <w:r>
         <w:t xml:space="preserve"> </w:t>
@@ -12846,37 +12864,7 @@
           <w:rPr>
             <w:rStyle w:val="Hyperlink"/>
           </w:rPr>
-          <w:t xml:space="preserve">DHS.rates</w:t>
-        </w:r>
-        <w:r>
-          <w:rPr>
-            <w:rStyle w:val="Hyperlink"/>
-          </w:rPr>
-          <w:t xml:space="preserve">: Calculates key indicators such as fertility rates and infant and child mortality rates from</w:t>
-        </w:r>
-        <w:r>
-          <w:rPr>
-            <w:rStyle w:val="Hyperlink"/>
-          </w:rPr>
-          <w:t xml:space="preserve"> </w:t>
-        </w:r>
-        <w:r>
-          <w:rPr>
-            <w:rStyle w:val="Hyperlink"/>
-          </w:rPr>
-          <w:t xml:space="preserve">DHS</w:t>
-        </w:r>
-        <w:r>
-          <w:rPr>
-            <w:rStyle w:val="Hyperlink"/>
-          </w:rPr>
-          <w:t xml:space="preserve"> </w:t>
-        </w:r>
-        <w:r>
-          <w:rPr>
-            <w:rStyle w:val="Hyperlink"/>
-          </w:rPr>
-          <w:t xml:space="preserve">data</w:t>
+          <w:t xml:space="preserve">https://doi.org/10.1371/journal.pone.0216403</w:t>
         </w:r>
       </w:hyperlink>
       <w:r>

--- a/paper/submission/Manuscript.docx
+++ b/paper/submission/Manuscript.docx
@@ -12743,7 +12743,7 @@
       </w:r>
       <w:bookmarkEnd w:id="43"/>
     </w:p>
-    <w:bookmarkStart w:id="79" w:name="_refs"/>
+    <w:bookmarkStart w:id="81" w:name="_refs"/>
     <w:bookmarkStart w:id="44" w:name="_891bd0618677fbaff9555cad9408ba6779b4c16"/>
     <w:p>
       <w:pPr>
@@ -13006,27 +13006,55 @@
       </w:r>
     </w:p>
     <w:bookmarkEnd w:id="59"/>
-    <w:bookmarkStart w:id="60" w:name="_f0ba6b4abf465e8b253040d0875708981a2fd4c"/>
+    <w:bookmarkStart w:id="61" w:name="_f0ba6b4abf465e8b253040d0875708981a2fd4c"/>
     <w:p>
       <w:pPr>
         <w:pStyle w:val="Bibliography"/>
       </w:pPr>
       <w:r>
-        <w:t xml:space="preserve">11. Rubin DB. Statistical disclosure limitation. Journal of Official Statistics. 1993;9:461–8.</w:t>
-      </w:r>
-    </w:p>
-    <w:bookmarkEnd w:id="60"/>
-    <w:bookmarkStart w:id="61" w:name="_2f1a70716496c83e2e6a8c6df7d5edf09a024c5"/>
+        <w:t xml:space="preserve">11. Rubin DB.</w:t>
+      </w:r>
+      <w:r>
+        <w:t xml:space="preserve"> </w:t>
+      </w:r>
+      <w:hyperlink r:id="rId60">
+        <w:r>
+          <w:rPr>
+            <w:rStyle w:val="Hyperlink"/>
+          </w:rPr>
+          <w:t xml:space="preserve">Discussion: Statistical disclosure limitation</w:t>
+        </w:r>
+      </w:hyperlink>
+      <w:r>
+        <w:t xml:space="preserve">. Journal of Official Statistics. 1993;9:461–8.</w:t>
+      </w:r>
+    </w:p>
+    <w:bookmarkEnd w:id="61"/>
+    <w:bookmarkStart w:id="63" w:name="_2f1a70716496c83e2e6a8c6df7d5edf09a024c5"/>
     <w:p>
       <w:pPr>
         <w:pStyle w:val="Bibliography"/>
       </w:pPr>
       <w:r>
-        <w:t xml:space="preserve">12. Raghunathan TE, Reiter JP, Rubin DB. Multiple imputation for statistical disclosure limitation. Journal of Official Statistics. 2003;19:1–16.</w:t>
-      </w:r>
-    </w:p>
-    <w:bookmarkEnd w:id="61"/>
-    <w:bookmarkStart w:id="63" w:name="_e1ee69be21339cb7886103462959c41dd687335"/>
+        <w:t xml:space="preserve">12. Raghunathan TE, Reiter JP, Rubin DB.</w:t>
+      </w:r>
+      <w:r>
+        <w:t xml:space="preserve"> </w:t>
+      </w:r>
+      <w:hyperlink r:id="rId62">
+        <w:r>
+          <w:rPr>
+            <w:rStyle w:val="Hyperlink"/>
+          </w:rPr>
+          <w:t xml:space="preserve">Multiple imputation for statistical disclosure limitation</w:t>
+        </w:r>
+      </w:hyperlink>
+      <w:r>
+        <w:t xml:space="preserve">. Journal of Official Statistics. 2003;19:1–16.</w:t>
+      </w:r>
+    </w:p>
+    <w:bookmarkEnd w:id="63"/>
+    <w:bookmarkStart w:id="65" w:name="_e1ee69be21339cb7886103462959c41dd687335"/>
     <w:p>
       <w:pPr>
         <w:pStyle w:val="Bibliography"/>
@@ -13046,7 +13074,7 @@
       <w:r>
         <w:t xml:space="preserve"> </w:t>
       </w:r>
-      <w:hyperlink r:id="rId62">
+      <w:hyperlink r:id="rId64">
         <w:r>
           <w:rPr>
             <w:rStyle w:val="Hyperlink"/>
@@ -13058,8 +13086,8 @@
         <w:t xml:space="preserve">.</w:t>
       </w:r>
     </w:p>
-    <w:bookmarkEnd w:id="63"/>
-    <w:bookmarkStart w:id="65" w:name="_82fdf24c54b33d46461562f9224269bcf5c6e6c"/>
+    <w:bookmarkEnd w:id="65"/>
+    <w:bookmarkStart w:id="67" w:name="_82fdf24c54b33d46461562f9224269bcf5c6e6c"/>
     <w:p>
       <w:pPr>
         <w:pStyle w:val="Bibliography"/>
@@ -13070,7 +13098,7 @@
       <w:r>
         <w:t xml:space="preserve"> </w:t>
       </w:r>
-      <w:hyperlink r:id="rId64">
+      <w:hyperlink r:id="rId66">
         <w:r>
           <w:rPr>
             <w:rStyle w:val="Hyperlink"/>
@@ -13082,8 +13110,8 @@
         <w:t xml:space="preserve">.</w:t>
       </w:r>
     </w:p>
-    <w:bookmarkEnd w:id="65"/>
-    <w:bookmarkStart w:id="67" w:name="_233e291a6f1aaf96c93131d92b645060ec50345"/>
+    <w:bookmarkEnd w:id="67"/>
+    <w:bookmarkStart w:id="69" w:name="_233e291a6f1aaf96c93131d92b645060ec50345"/>
     <w:p>
       <w:pPr>
         <w:pStyle w:val="Bibliography"/>
@@ -13094,7 +13122,7 @@
       <w:r>
         <w:t xml:space="preserve"> </w:t>
       </w:r>
-      <w:hyperlink r:id="rId66">
+      <w:hyperlink r:id="rId68">
         <w:r>
           <w:rPr>
             <w:rStyle w:val="Hyperlink"/>
@@ -13106,8 +13134,8 @@
         <w:t xml:space="preserve">.</w:t>
       </w:r>
     </w:p>
-    <w:bookmarkEnd w:id="67"/>
-    <w:bookmarkStart w:id="69" w:name="_0144a4205edfd9fda0fabce33164bcf554f451b"/>
+    <w:bookmarkEnd w:id="69"/>
+    <w:bookmarkStart w:id="71" w:name="_0144a4205edfd9fda0fabce33164bcf554f451b"/>
     <w:p>
       <w:pPr>
         <w:pStyle w:val="Bibliography"/>
@@ -13118,7 +13146,7 @@
       <w:r>
         <w:t xml:space="preserve"> </w:t>
       </w:r>
-      <w:hyperlink r:id="rId68">
+      <w:hyperlink r:id="rId70">
         <w:r>
           <w:rPr>
             <w:rStyle w:val="Hyperlink"/>
@@ -13130,8 +13158,8 @@
         <w:t xml:space="preserve">.</w:t>
       </w:r>
     </w:p>
-    <w:bookmarkEnd w:id="69"/>
-    <w:bookmarkStart w:id="71" w:name="_2096ada8637f754eda80ca982d41947deba1be0"/>
+    <w:bookmarkEnd w:id="71"/>
+    <w:bookmarkStart w:id="73" w:name="_2096ada8637f754eda80ca982d41947deba1be0"/>
     <w:p>
       <w:pPr>
         <w:pStyle w:val="Bibliography"/>
@@ -13142,7 +13170,7 @@
       <w:r>
         <w:t xml:space="preserve"> </w:t>
       </w:r>
-      <w:hyperlink r:id="rId70">
+      <w:hyperlink r:id="rId72">
         <w:r>
           <w:rPr>
             <w:rStyle w:val="Hyperlink"/>
@@ -13154,8 +13182,8 @@
         <w:t xml:space="preserve">.</w:t>
       </w:r>
     </w:p>
-    <w:bookmarkEnd w:id="71"/>
-    <w:bookmarkStart w:id="72" w:name="_b88258dff2fe74e8a283ff6e7f5f096e631d5d2"/>
+    <w:bookmarkEnd w:id="73"/>
+    <w:bookmarkStart w:id="74" w:name="_b88258dff2fe74e8a283ff6e7f5f096e631d5d2"/>
     <w:p>
       <w:pPr>
         <w:pStyle w:val="Bibliography"/>
@@ -13164,8 +13192,8 @@
         <w:t xml:space="preserve">18. Das Gupta P. Standardization and decomposition of rates: A user’s manual. U.S. Bureau of the Census; 1993.</w:t>
       </w:r>
     </w:p>
-    <w:bookmarkEnd w:id="72"/>
-    <w:bookmarkStart w:id="74" w:name="_46a9e99957d4eadae407149cd2f424437897d35"/>
+    <w:bookmarkEnd w:id="74"/>
+    <w:bookmarkStart w:id="76" w:name="_46a9e99957d4eadae407149cd2f424437897d35"/>
     <w:p>
       <w:pPr>
         <w:pStyle w:val="Bibliography"/>
@@ -13176,7 +13204,7 @@
       <w:r>
         <w:t xml:space="preserve"> </w:t>
       </w:r>
-      <w:hyperlink r:id="rId73">
+      <w:hyperlink r:id="rId75">
         <w:r>
           <w:rPr>
             <w:rStyle w:val="Hyperlink"/>
@@ -13188,8 +13216,8 @@
         <w:t xml:space="preserve">.</w:t>
       </w:r>
     </w:p>
-    <w:bookmarkEnd w:id="74"/>
-    <w:bookmarkStart w:id="76" w:name="_78cc7d9af08ce43be0249b471fc82c54e734aed"/>
+    <w:bookmarkEnd w:id="76"/>
+    <w:bookmarkStart w:id="78" w:name="_78cc7d9af08ce43be0249b471fc82c54e734aed"/>
     <w:p>
       <w:pPr>
         <w:pStyle w:val="Bibliography"/>
@@ -13212,7 +13240,7 @@
       <w:r>
         <w:t xml:space="preserve"> </w:t>
       </w:r>
-      <w:hyperlink r:id="rId75">
+      <w:hyperlink r:id="rId77">
         <w:r>
           <w:rPr>
             <w:rStyle w:val="Hyperlink"/>
@@ -13224,8 +13252,8 @@
         <w:t xml:space="preserve">.</w:t>
       </w:r>
     </w:p>
-    <w:bookmarkEnd w:id="76"/>
-    <w:bookmarkStart w:id="78" w:name="_658ee18b5604f80a7fe4bfbdc797395d3f6bbde"/>
+    <w:bookmarkEnd w:id="78"/>
+    <w:bookmarkStart w:id="80" w:name="_658ee18b5604f80a7fe4bfbdc797395d3f6bbde"/>
     <w:p>
       <w:pPr>
         <w:pStyle w:val="Bibliography"/>
@@ -13236,7 +13264,7 @@
       <w:r>
         <w:t xml:space="preserve"> </w:t>
       </w:r>
-      <w:hyperlink r:id="rId77">
+      <w:hyperlink r:id="rId79">
         <w:r>
           <w:rPr>
             <w:rStyle w:val="Hyperlink"/>
@@ -13248,8 +13276,8 @@
         <w:t xml:space="preserve">.</w:t>
       </w:r>
     </w:p>
-    <w:bookmarkEnd w:id="78"/>
-    <w:bookmarkEnd w:id="79"/>
+    <w:bookmarkEnd w:id="80"/>
+    <w:bookmarkEnd w:id="81"/>
     <w:sectPr>
       <w:footnotePr>
         <w:numRestart w:val="eachSect"/>
